--- a/worksheets/worksheet_respiracion_subacuatica_anolis.docx
+++ b/worksheets/worksheet_respiracion_subacuatica_anolis.docx
@@ -42,7 +42,7 @@
           <w:b/>
           <w:bCs/>
         </w:rPr>
-        <w:t xml:space="preserve">interpretar evidencia observacional, fisiologica y filogenetica, y decidir que hipotesis recibe mayor apoyo relativo</w:t>
+        <w:t xml:space="preserve">interpretar evidencia en el contexto de las hipotesis, y decidir que hipotesis recibe mayor apoyo relativo</w:t>
       </w:r>
       <w:r>
         <w:t xml:space="preserve">.</w:t>
@@ -174,7 +174,15 @@
         <w:t xml:space="preserve"> </w:t>
       </w:r>
       <w:r>
-        <w:t xml:space="preserve">pueden permanecer sumergidas y volver a inspirar aire desde una burbuja alrededor del hocico.</w:t>
+        <w:t xml:space="preserve">pueden permanecer sumergidas y volver a inspirar aire debajo del agua desde una burbuja alrededor del hocico. Eso comportamiento da una ventaja para permanecer sumergidos por mas tiempo, y evitar depredadores. Pero no es claro si se trata de un comportamiento ancestral que se ha mantenido en unos linajes, o si se ha originado varias veces de forma independiente.</w:t>
+      </w:r>
+    </w:p>
+    <w:p>
+      <w:pPr>
+        <w:pStyle w:val="BodyText"/>
+      </w:pPr>
+      <w:r>
+        <w:t xml:space="preserve">Su grupo es un equipo de investigadores que quiere resolver esta pregunta, y han recolectado tres tipos de evidencia: comportamiento, fisiologia, y distribucion filogenetica. Analicen cada bloque de evidencia y decidan que hipotesis recibe mas apoyo.</w:t>
       </w:r>
     </w:p>
     <w:p>
@@ -287,7 +295,7 @@
         </w:numPr>
       </w:pPr>
       <w:r>
-        <w:t xml:space="preserve">Las especies semi-acuaticas mostraron re-inspiracion con mayor frecuencia que las especies no acuaticas.</w:t>
+        <w:t xml:space="preserve">Las especies semi-acuaticas mostraron re-inspiracion, por lo menos una vez, con mayor frecuencia que las especies no acuaticas.</w:t>
       </w:r>
     </w:p>
     <w:p>
@@ -299,7 +307,7 @@
         </w:numPr>
       </w:pPr>
       <w:r>
-        <w:t xml:space="preserve">Las especies semi-acuaticas tambien mostraron re-inspiracion sostenida en mas ensayos.</w:t>
+        <w:t xml:space="preserve">Las especies semi-acuaticas tambien mostraron re-inspiracion sostenida en mas ensayos. La re-inspiracion sostenida se define como la capacidad de mantener la burbuja de aire para hacer varias respiraciones consecutivas.</w:t>
       </w:r>
     </w:p>
     <w:bookmarkStart w:id="27" w:name="interpretacion-del-comportamiento"/>
@@ -320,7 +328,7 @@
         </w:numPr>
       </w:pPr>
       <w:r>
-        <w:t xml:space="preserve">Que te permite inferir esta observacion sobre la funcion del comportamiento?</w:t>
+        <w:t xml:space="preserve">Que te permite inferir esta observacion sobre la funcion y distribucion del comportamiento a lo largo de las especies?</w:t>
       </w:r>
     </w:p>
     <w:p>

--- a/worksheets/worksheet_respiracion_subacuatica_anolis.docx
+++ b/worksheets/worksheet_respiracion_subacuatica_anolis.docx
@@ -238,6 +238,14 @@
       </w:pPr>
       <w:r>
         <w:t xml:space="preserve">Anolis sumergido con burbuja de aire</w:t>
+      </w:r>
+    </w:p>
+    <w:p>
+      <w:pPr>
+        <w:pStyle w:val="BodyText"/>
+      </w:pPr>
+      <w:r>
+        <w:t xml:space="preserve">Detalles en el articulo original: https://www.sciencedirect.com/science/article/pii/S0960982221005753</w:t>
       </w:r>
     </w:p>
     <w:bookmarkEnd w:id="26"/>
